--- a/docs/neurone_fpc_zone_module_spec_revA.docx
+++ b/docs/neurone_fpc_zone_module_spec_revA.docx
@@ -181,6 +181,79 @@
         <w:br w:type="page"/>
       </w:r>
     </w:p>
+    <w:tbl>
+      <w:tblPr>
+        <w:tblStyle w:val="TableGrid"/>
+        <w:tblW w:type="auto" w:w="0"/>
+        <w:tblLook w:firstColumn="1" w:firstRow="1" w:lastColumn="0" w:lastRow="0" w:noHBand="0" w:noVBand="1" w:val="04A0"/>
+      </w:tblPr>
+      <w:tblGrid>
+        <w:gridCol w:w="9360"/>
+      </w:tblGrid>
+      <w:tr>
+        <w:tc>
+          <w:tcPr>
+            <w:tcW w:type="dxa" w:w="9360"/>
+            <w:shd w:val="clear" w:color="auto" w:fill="FCE4D6"/>
+          </w:tcPr>
+          <w:p>
+            <w:r>
+              <w:rPr>
+                <w:b/>
+                <w:color w:val="C00000"/>
+                <w:sz w:val="20"/>
+              </w:rPr>
+              <w:t xml:space="preserve">⚠ SUPERSEDED (2026-07-28) — mechanical/addressing model retired, do not use for new design work.  </w:t>
+            </w:r>
+            <w:r>
+              <w:br/>
+            </w:r>
+            <w:r>
+              <w:rPr>
+                <w:b w:val="0"/>
+                <w:color w:val="404040"/>
+                <w:sz w:val="20"/>
+              </w:rPr>
+              <w:t>This document specifies the position-unique, large-format (66×78mm) zone-module architecture: one Hirose FH34S 20-pin connector per zone, five fixed zone-slot positions (ZM-01..05), and ZONE_ID resistor-ladder detection. NP-HEX-ZM-001 (2026-07-15) replaced this entirely with a universal 40mm hex-tile SKU tiling ~80 sockets, addressed by UID-based auto-inventory (np_module_map), not a resistor ladder — see docs/np_hex_zm_001.md §4a.</w:t>
+            </w:r>
+            <w:r>
+              <w:br/>
+            </w:r>
+            <w:r>
+              <w:rPr>
+                <w:b w:val="0"/>
+                <w:color w:val="404040"/>
+                <w:sz w:val="20"/>
+              </w:rPr>
+              <w:t>Retired outright: the 66×78mm FPC footprint and LED counts/pitch derived from it (§4); the 20-pin connector and full pinout (§2-3); the ZONE_ID resistor-ladder table (§3.2, pin 18); per-slot I2C bus/pull-up counts sized for 5 slots (§3.1, §6.4); the type-differentiating §11.4 five-layer keying system (RISK-15) — SMART-1 makes every socket I2C/TIA-capable, so there is no "wrong zone" left to key against; the module retains only a universal, orientation-only mechanical key (see docs/np_hex_zm_001.md §4a, "No type-differentiating mechanical key").</w:t>
+            </w:r>
+            <w:r>
+              <w:br/>
+            </w:r>
+            <w:r>
+              <w:rPr>
+                <w:b w:val="0"/>
+                <w:color w:val="404040"/>
+                <w:sz w:val="20"/>
+              </w:rPr>
+              <w:t>Likely still-reusable, NOT yet re-validated against the hex-tile form factor: on-module driver architecture (ATtiny402 + FETs), InGaAs PD choice for dose metering, PDMS bonding process/material spec.</w:t>
+            </w:r>
+            <w:r>
+              <w:br/>
+            </w:r>
+            <w:r>
+              <w:rPr>
+                <w:b w:val="0"/>
+                <w:color w:val="404040"/>
+                <w:sz w:val="20"/>
+              </w:rPr>
+              <w:t>Open gap this note does not fill: no document yet specifies the T1-A/B/C hex-tile FPC pinout or per-socket electrical layout at the detail level this document provided for the retired architecture (see MECH-1/MECH-2/SMART-1 in docs/np_hex_zm_001.md §7).</w:t>
+            </w:r>
+          </w:p>
+        </w:tc>
+      </w:tr>
+    </w:tbl>
+    <w:p/>
     <w:p>
       <w:pPr>
         <w:spacing w:before="280" w:after="80"/>
